--- a/Mark/DevOps/Mark Haney.docx
+++ b/Mark/DevOps/Mark Haney.docx
@@ -141,8 +141,18 @@
                 <w:sz w:val="24"/>
                 <w:szCs w:val="24"/>
               </w:rPr>
-              <w:t xml:space="preserve">+1 (407) 801-1287 </w:t>
+              <w:t>+1 (430) 279-2231</w:t>
             </w:r>
+            <w:r>
+              <w:rPr>
+                <w:rFonts w:ascii="Times New Roman" w:eastAsia="Times New Roman" w:hAnsi="Times New Roman" w:cs="Times New Roman"/>
+                <w:sz w:val="24"/>
+                <w:szCs w:val="24"/>
+              </w:rPr>
+              <w:t xml:space="preserve"> </w:t>
+            </w:r>
+            <w:bookmarkStart w:id="0" w:name="_GoBack"/>
+            <w:bookmarkEnd w:id="0"/>
             <w:r>
               <w:rPr>
                 <w:rFonts w:ascii="Times New Roman" w:eastAsia="Times New Roman" w:hAnsi="Times New Roman" w:cs="Times New Roman"/>
@@ -2164,8 +2174,6 @@
         <w:pStyle w:val="NormalWeb"/>
         <w:jc w:val="both"/>
       </w:pPr>
-      <w:bookmarkStart w:id="0" w:name="_GoBack"/>
-      <w:bookmarkEnd w:id="0"/>
     </w:p>
     <w:p>
       <w:pPr>
@@ -6318,7 +6326,7 @@
 </file>
 
 <file path=customXml/itemProps1.xml><?xml version="1.0" encoding="utf-8"?>
-<ds:datastoreItem xmlns:ds="http://schemas.openxmlformats.org/officeDocument/2006/customXml" ds:itemID="{743C0F8C-0A85-48E7-BB35-CAA5A35486DA}">
+<ds:datastoreItem xmlns:ds="http://schemas.openxmlformats.org/officeDocument/2006/customXml" ds:itemID="{DDC0DC31-8276-42A4-B87B-B0170815C660}">
   <ds:schemaRefs>
     <ds:schemaRef ds:uri="http://schemas.openxmlformats.org/officeDocument/2006/bibliography"/>
   </ds:schemaRefs>

--- a/Mark/DevOps/Mark Haney.docx
+++ b/Mark/DevOps/Mark Haney.docx
@@ -82,6 +82,16 @@
                 <w:sz w:val="24"/>
                 <w:szCs w:val="24"/>
               </w:rPr>
+              <w:t xml:space="preserve">Staff </w:t>
+            </w:r>
+            <w:r>
+              <w:rPr>
+                <w:rFonts w:ascii="Stencil" w:eastAsia="Times New Roman" w:hAnsi="Stencil" w:cs="Times New Roman"/>
+                <w:b/>
+                <w:bCs/>
+                <w:sz w:val="24"/>
+                <w:szCs w:val="24"/>
+              </w:rPr>
               <w:t>DevOps Engineer | Cloud Infrastructure Engineer | CI/CD | Kubernetes | Terraform | AWS | Observability</w:t>
             </w:r>
           </w:p>
@@ -151,8 +161,6 @@
               </w:rPr>
               <w:t xml:space="preserve"> </w:t>
             </w:r>
-            <w:bookmarkStart w:id="0" w:name="_GoBack"/>
-            <w:bookmarkEnd w:id="0"/>
             <w:r>
               <w:rPr>
                 <w:rFonts w:ascii="Times New Roman" w:eastAsia="Times New Roman" w:hAnsi="Times New Roman" w:cs="Times New Roman"/>
@@ -218,6 +226,14 @@
           <w:rFonts w:ascii="Times New Roman" w:hAnsi="Times New Roman" w:cs="Times New Roman"/>
           <w:sz w:val="24"/>
         </w:rPr>
+        <w:t xml:space="preserve">Staff </w:t>
+      </w:r>
+      <w:r>
+        <w:rPr>
+          <w:rStyle w:val="Strong"/>
+          <w:rFonts w:ascii="Times New Roman" w:hAnsi="Times New Roman" w:cs="Times New Roman"/>
+          <w:sz w:val="24"/>
+        </w:rPr>
         <w:t>DevOps Engineer</w:t>
       </w:r>
       <w:r>
@@ -859,6 +875,8 @@
         </w:rPr>
         <w:t>Apr 2026</w:t>
       </w:r>
+      <w:bookmarkStart w:id="0" w:name="_GoBack"/>
+      <w:bookmarkEnd w:id="0"/>
     </w:p>
     <w:p>
       <w:pPr>
@@ -2295,7 +2313,16 @@
         <w:jc w:val="both"/>
       </w:pPr>
       <w:r>
-        <w:t>Supported internal infrastructure and application delivery by maintaining Linux servers, deployment scripts, source control workflows, and basic monitoring for business applications.</w:t>
+        <w:t xml:space="preserve">Supported internal IT services applications using </w:t>
+      </w:r>
+      <w:r>
+        <w:rPr>
+          <w:rStyle w:val="Strong"/>
+        </w:rPr>
+        <w:t>Python</w:t>
+      </w:r>
+      <w:r>
+        <w:t>, Flask, MySQL, shell scripting, and Linux tools for automation and backend maintenance.</w:t>
       </w:r>
     </w:p>
     <w:p>
@@ -2308,25 +2335,7 @@
         <w:jc w:val="both"/>
       </w:pPr>
       <w:r>
-        <w:t xml:space="preserve">Assisted with </w:t>
-      </w:r>
-      <w:r>
-        <w:rPr>
-          <w:rStyle w:val="Strong"/>
-        </w:rPr>
-        <w:t>Jenkins</w:t>
-      </w:r>
-      <w:r>
-        <w:t xml:space="preserve"> build jobs, shell scripts, database backup checks, and release packaging, reducing repetitive manual deployment work by </w:t>
-      </w:r>
-      <w:r>
-        <w:rPr>
-          <w:rStyle w:val="Strong"/>
-        </w:rPr>
-        <w:t>14%</w:t>
-      </w:r>
-      <w:r>
-        <w:t>.</w:t>
+        <w:t>Built small automation services for ticket routing, inventory updates, and operational reporting, reducing repetitive manual work for internal teams.</w:t>
       </w:r>
     </w:p>
     <w:p>
@@ -2339,7 +2348,7 @@
         <w:jc w:val="both"/>
       </w:pPr>
       <w:r>
-        <w:t>Troubleshot server issues involving failed services, permission errors, network connectivity, disk usage, and application log errors under senior engineer guidance.</w:t>
+        <w:t>Fixed bugs in legacy scripts involving bad input handling, missing null checks, and inconsistent database updates by adding validation and safer error handling.</w:t>
       </w:r>
     </w:p>
     <w:p>
@@ -2352,15 +2361,7 @@
         <w:jc w:val="both"/>
       </w:pPr>
       <w:r>
-        <w:t xml:space="preserve">Helped standardize </w:t>
-      </w:r>
-      <w:proofErr w:type="spellStart"/>
-      <w:r>
-        <w:t>Git</w:t>
-      </w:r>
-      <w:proofErr w:type="spellEnd"/>
-      <w:r>
-        <w:t xml:space="preserve"> branching, release notes, and environment configuration files so small engineering teams could deploy changes with fewer mistakes.</w:t>
+        <w:t>Assisted senior engineers with API maintenance, database scripts, and deployment preparation while learning production debugging and software delivery practices.</w:t>
       </w:r>
     </w:p>
     <w:p>
@@ -2373,7 +2374,7 @@
         <w:jc w:val="both"/>
       </w:pPr>
       <w:r>
-        <w:t>Documented common operational procedures for deployments, backups, access requests, and incident checks to improve onboarding and reduce dependency on senior staff.</w:t>
+        <w:t>Wrote unit tests, technical notes, and troubleshooting guides for backend utilities, helping the team maintain older systems with fewer support escalations.</w:t>
       </w:r>
     </w:p>
     <w:p>
@@ -6326,7 +6327,7 @@
 </file>
 
 <file path=customXml/itemProps1.xml><?xml version="1.0" encoding="utf-8"?>
-<ds:datastoreItem xmlns:ds="http://schemas.openxmlformats.org/officeDocument/2006/customXml" ds:itemID="{DDC0DC31-8276-42A4-B87B-B0170815C660}">
+<ds:datastoreItem xmlns:ds="http://schemas.openxmlformats.org/officeDocument/2006/customXml" ds:itemID="{6FA2F806-E68A-43E8-A9A0-0D4FB3125BBF}">
   <ds:schemaRefs>
     <ds:schemaRef ds:uri="http://schemas.openxmlformats.org/officeDocument/2006/bibliography"/>
   </ds:schemaRefs>
